--- a/courts/ninth-circuit/california/state/court-of-appeal-second-district/opening-brief/usage/OUTPUT-opening-brief.docx
+++ b/courts/ninth-circuit/california/state/court-of-appeal-second-district/opening-brief/usage/OUTPUT-opening-brief.docx
@@ -7129,13 +7129,13 @@
         <w:t xml:space="preserve"> </w:t>
       </w:r>
       <w:r>
-        <w:t xml:space="preserve">amend.</w:t>
-      </w:r>
-      <w:r>
-        <w:t xml:space="preserve"> </w:t>
-      </w:r>
-      <w:r>
-        <w:t xml:space="preserve">II</w:t>
+        <w:t xml:space="preserve">amend</w:t>
+      </w:r>
+      <w:r>
+        <w:t xml:space="preserve"> </w:t>
+      </w:r>
+      <w:r>
+        <w:t xml:space="preserve">XIV</w:t>
       </w:r>
       <w:r>
         <w:t xml:space="preserve">   </w:t>
@@ -7169,13 +7169,13 @@
         <w:t xml:space="preserve"> </w:t>
       </w:r>
       <w:r>
-        <w:t xml:space="preserve">amend</w:t>
-      </w:r>
-      <w:r>
-        <w:t xml:space="preserve"> </w:t>
-      </w:r>
-      <w:r>
-        <w:t xml:space="preserve">XIV</w:t>
+        <w:t xml:space="preserve">amend.</w:t>
+      </w:r>
+      <w:r>
+        <w:t xml:space="preserve"> </w:t>
+      </w:r>
+      <w:r>
+        <w:t xml:space="preserve">II</w:t>
       </w:r>
       <w:r>
         <w:t xml:space="preserve">   </w:t>
@@ -7443,6 +7443,46 @@
         <w:t xml:space="preserve"> </w:t>
       </w:r>
       <w:r>
+        <w:t xml:space="preserve">11340</w:t>
+      </w:r>
+      <w:r>
+        <w:t xml:space="preserve">   </w:t>
+      </w:r>
+      <w:r>
+        <w:tab/>
+      </w:r>
+      <w:r>
+        <w:t xml:space="preserve">46</w:t>
+      </w:r>
+    </w:p>
+    <w:p>
+      <w:pPr>
+        <w:keepLines/>
+        <w:tabs>
+          <w:tab w:val="right" w:leader="dot" w:pos="7920"/>
+        </w:tabs>
+        <w:spacing w:before="182" w:after="0" w:line="312" w:lineRule="exact"/>
+        <w:ind w:left="504" w:right="720" w:hanging="504"/>
+      </w:pPr>
+      <w:r>
+        <w:t xml:space="preserve">Gov.</w:t>
+      </w:r>
+      <w:r>
+        <w:t xml:space="preserve"> </w:t>
+      </w:r>
+      <w:r>
+        <w:t xml:space="preserve">Code,</w:t>
+      </w:r>
+      <w:r>
+        <w:t xml:space="preserve"> </w:t>
+      </w:r>
+      <w:r>
+        <w:t xml:space="preserve">§</w:t>
+      </w:r>
+      <w:r>
+        <w:t xml:space="preserve"> </w:t>
+      </w:r>
+      <w:r>
         <w:t xml:space="preserve">815.6</w:t>
       </w:r>
       <w:r>
@@ -8303,6 +8343,22 @@
     </w:p>
     <w:p>
       <w:pPr>
+        <w:keepNext/>
+        <w:keepLines/>
+        <w:spacing w:before="364" w:after="52" w:line="312" w:lineRule="exact"/>
+        <w:ind w:left="0" w:firstLine="0"/>
+        <w:jc w:val="left"/>
+      </w:pPr>
+      <w:r>
+        <w:rPr>
+          <w:b/>
+          <w:bCs/>
+        </w:rPr>
+        <w:t xml:space="preserve">Regulations:</w:t>
+      </w:r>
+    </w:p>
+    <w:p>
+      <w:pPr>
         <w:keepLines/>
         <w:tabs>
           <w:tab w:val="right" w:leader="dot" w:pos="7920"/>
@@ -8311,13 +8367,31 @@
         <w:ind w:left="504" w:right="720" w:hanging="504"/>
       </w:pPr>
       <w:r>
-        <w:t xml:space="preserve">Gov.</w:t>
-      </w:r>
-      <w:r>
-        <w:t xml:space="preserve"> </w:t>
-      </w:r>
-      <w:r>
-        <w:t xml:space="preserve">Code,</w:t>
+        <w:t xml:space="preserve">Cal.</w:t>
+      </w:r>
+      <w:r>
+        <w:t xml:space="preserve"> </w:t>
+      </w:r>
+      <w:r>
+        <w:t xml:space="preserve">Code</w:t>
+      </w:r>
+      <w:r>
+        <w:t xml:space="preserve"> </w:t>
+      </w:r>
+      <w:r>
+        <w:t xml:space="preserve">Regs.,</w:t>
+      </w:r>
+      <w:r>
+        <w:t xml:space="preserve"> </w:t>
+      </w:r>
+      <w:r>
+        <w:t xml:space="preserve">tit.</w:t>
+      </w:r>
+      <w:r>
+        <w:t xml:space="preserve"> </w:t>
+      </w:r>
+      <w:r>
+        <w:t xml:space="preserve">11,</w:t>
       </w:r>
       <w:r>
         <w:t xml:space="preserve"> </w:t>
@@ -8329,43 +8403,7 @@
         <w:t xml:space="preserve"> </w:t>
       </w:r>
       <w:r>
-        <w:t xml:space="preserve">11340,</w:t>
-      </w:r>
-      <w:r>
-        <w:t xml:space="preserve"> </w:t>
-      </w:r>
-      <w:r>
-        <w:t xml:space="preserve">Gov.</w:t>
-      </w:r>
-      <w:r>
-        <w:t xml:space="preserve"> </w:t>
-      </w:r>
-      <w:r>
-        <w:t xml:space="preserve">Code,</w:t>
-      </w:r>
-      <w:r>
-        <w:t xml:space="preserve"> </w:t>
-      </w:r>
-      <w:r>
-        <w:t xml:space="preserve">§</w:t>
-      </w:r>
-      <w:r>
-        <w:t xml:space="preserve"> </w:t>
-      </w:r>
-      <w:r>
-        <w:t xml:space="preserve">11340</w:t>
-      </w:r>
-      <w:r>
-        <w:t xml:space="preserve"> </w:t>
-      </w:r>
-      <w:r>
-        <w:t xml:space="preserve">et</w:t>
-      </w:r>
-      <w:r>
-        <w:t xml:space="preserve"> </w:t>
-      </w:r>
-      <w:r>
-        <w:t xml:space="preserve">seq.</w:t>
+        <w:t xml:space="preserve">4210</w:t>
       </w:r>
       <w:r>
         <w:t xml:space="preserve">   </w:t>
@@ -8374,7 +8412,7 @@
         <w:tab/>
       </w:r>
       <w:r>
-        <w:t xml:space="preserve">46</w:t>
+        <w:t xml:space="preserve">14</w:t>
       </w:r>
     </w:p>
     <w:p>
@@ -8390,7 +8428,21 @@
           <w:b/>
           <w:bCs/>
         </w:rPr>
-        <w:t xml:space="preserve">Regulations:</w:t>
+        <w:t xml:space="preserve">Other</w:t>
+      </w:r>
+      <w:r>
+        <w:rPr>
+          <w:b/>
+          <w:bCs/>
+        </w:rPr>
+        <w:t xml:space="preserve"> </w:t>
+      </w:r>
+      <w:r>
+        <w:rPr>
+          <w:b/>
+          <w:bCs/>
+        </w:rPr>
+        <w:t xml:space="preserve">Authorities:</w:t>
       </w:r>
     </w:p>
     <w:p>
@@ -8403,43 +8455,85 @@
         <w:ind w:left="504" w:right="720" w:hanging="504"/>
       </w:pPr>
       <w:r>
-        <w:t xml:space="preserve">Cal.</w:t>
-      </w:r>
-      <w:r>
-        <w:t xml:space="preserve"> </w:t>
-      </w:r>
-      <w:r>
-        <w:t xml:space="preserve">Code</w:t>
-      </w:r>
-      <w:r>
-        <w:t xml:space="preserve"> </w:t>
-      </w:r>
-      <w:r>
-        <w:t xml:space="preserve">Regs.,</w:t>
-      </w:r>
-      <w:r>
-        <w:t xml:space="preserve"> </w:t>
-      </w:r>
-      <w:r>
-        <w:t xml:space="preserve">tit.</w:t>
-      </w:r>
-      <w:r>
-        <w:t xml:space="preserve"> </w:t>
-      </w:r>
-      <w:r>
-        <w:t xml:space="preserve">11,</w:t>
-      </w:r>
-      <w:r>
-        <w:t xml:space="preserve"> </w:t>
-      </w:r>
-      <w:r>
-        <w:t xml:space="preserve">§</w:t>
-      </w:r>
-      <w:r>
-        <w:t xml:space="preserve"> </w:t>
-      </w:r>
-      <w:r>
-        <w:t xml:space="preserve">4210</w:t>
+        <w:t xml:space="preserve">Office</w:t>
+      </w:r>
+      <w:r>
+        <w:t xml:space="preserve"> </w:t>
+      </w:r>
+      <w:r>
+        <w:t xml:space="preserve">of</w:t>
+      </w:r>
+      <w:r>
+        <w:t xml:space="preserve"> </w:t>
+      </w:r>
+      <w:r>
+        <w:t xml:space="preserve">Administrative</w:t>
+      </w:r>
+      <w:r>
+        <w:t xml:space="preserve"> </w:t>
+      </w:r>
+      <w:r>
+        <w:t xml:space="preserve">Law,</w:t>
+      </w:r>
+      <w:r>
+        <w:t xml:space="preserve"> </w:t>
+      </w:r>
+      <w:r>
+        <w:t xml:space="preserve">State</w:t>
+      </w:r>
+      <w:r>
+        <w:t xml:space="preserve"> </w:t>
+      </w:r>
+      <w:r>
+        <w:t xml:space="preserve">of</w:t>
+      </w:r>
+      <w:r>
+        <w:t xml:space="preserve"> </w:t>
+      </w:r>
+      <w:r>
+        <w:t xml:space="preserve">California,</w:t>
+      </w:r>
+      <w:r>
+        <w:t xml:space="preserve"> </w:t>
+      </w:r>
+      <w:r>
+        <w:t xml:space="preserve">Administrative</w:t>
+      </w:r>
+      <w:r>
+        <w:t xml:space="preserve"> </w:t>
+      </w:r>
+      <w:r>
+        <w:t xml:space="preserve">Procedure</w:t>
+      </w:r>
+      <w:r>
+        <w:t xml:space="preserve"> </w:t>
+      </w:r>
+      <w:r>
+        <w:t xml:space="preserve">Act</w:t>
+      </w:r>
+      <w:r>
+        <w:t xml:space="preserve"> </w:t>
+      </w:r>
+      <w:r>
+        <w:t xml:space="preserve">&amp;</w:t>
+      </w:r>
+      <w:r>
+        <w:t xml:space="preserve"> </w:t>
+      </w:r>
+      <w:r>
+        <w:t xml:space="preserve">OAL</w:t>
+      </w:r>
+      <w:r>
+        <w:t xml:space="preserve"> </w:t>
+      </w:r>
+      <w:r>
+        <w:t xml:space="preserve">Regulations,</w:t>
+      </w:r>
+      <w:r>
+        <w:t xml:space="preserve"> </w:t>
+      </w:r>
+      <w:r>
+        <w:t xml:space="preserve">https://​www.​oal.​ca.​gov/​publications/​administrative_procedure_act/</w:t>
       </w:r>
       <w:r>
         <w:t xml:space="preserve">   </w:t>
@@ -8448,37 +8542,7 @@
         <w:tab/>
       </w:r>
       <w:r>
-        <w:t xml:space="preserve">14</w:t>
-      </w:r>
-    </w:p>
-    <w:p>
-      <w:pPr>
-        <w:keepNext/>
-        <w:keepLines/>
-        <w:spacing w:before="364" w:after="52" w:line="312" w:lineRule="exact"/>
-        <w:ind w:left="0" w:firstLine="0"/>
-        <w:jc w:val="left"/>
-      </w:pPr>
-      <w:r>
-        <w:rPr>
-          <w:b/>
-          <w:bCs/>
-        </w:rPr>
-        <w:t xml:space="preserve">Other</w:t>
-      </w:r>
-      <w:r>
-        <w:rPr>
-          <w:b/>
-          <w:bCs/>
-        </w:rPr>
-        <w:t xml:space="preserve"> </w:t>
-      </w:r>
-      <w:r>
-        <w:rPr>
-          <w:b/>
-          <w:bCs/>
-        </w:rPr>
-        <w:t xml:space="preserve">Authorities:</w:t>
+        <w:t xml:space="preserve">46</w:t>
       </w:r>
     </w:p>
     <w:p>
@@ -8539,184 +8603,6 @@
       </w:r>
       <w:r>
         <w:t xml:space="preserve">9</w:t>
-      </w:r>
-    </w:p>
-    <w:p>
-      <w:pPr>
-        <w:keepLines/>
-        <w:tabs>
-          <w:tab w:val="right" w:leader="dot" w:pos="7920"/>
-        </w:tabs>
-        <w:spacing w:before="182" w:after="0" w:line="312" w:lineRule="exact"/>
-        <w:ind w:left="504" w:right="720" w:hanging="504"/>
-      </w:pPr>
-      <w:r>
-        <w:t xml:space="preserve">Office</w:t>
-      </w:r>
-      <w:r>
-        <w:t xml:space="preserve"> </w:t>
-      </w:r>
-      <w:r>
-        <w:t xml:space="preserve">of</w:t>
-      </w:r>
-      <w:r>
-        <w:t xml:space="preserve"> </w:t>
-      </w:r>
-      <w:r>
-        <w:t xml:space="preserve">Administrative</w:t>
-      </w:r>
-      <w:r>
-        <w:t xml:space="preserve"> </w:t>
-      </w:r>
-      <w:r>
-        <w:t xml:space="preserve">Law,</w:t>
-      </w:r>
-      <w:r>
-        <w:t xml:space="preserve"> </w:t>
-      </w:r>
-      <w:r>
-        <w:t xml:space="preserve">State</w:t>
-      </w:r>
-      <w:r>
-        <w:t xml:space="preserve"> </w:t>
-      </w:r>
-      <w:r>
-        <w:t xml:space="preserve">of</w:t>
-      </w:r>
-      <w:r>
-        <w:t xml:space="preserve"> </w:t>
-      </w:r>
-      <w:r>
-        <w:t xml:space="preserve">California,</w:t>
-      </w:r>
-      <w:r>
-        <w:t xml:space="preserve"> </w:t>
-      </w:r>
-      <w:r>
-        <w:t xml:space="preserve">Administrative</w:t>
-      </w:r>
-      <w:r>
-        <w:t xml:space="preserve"> </w:t>
-      </w:r>
-      <w:r>
-        <w:t xml:space="preserve">Procedure</w:t>
-      </w:r>
-      <w:r>
-        <w:t xml:space="preserve"> </w:t>
-      </w:r>
-      <w:r>
-        <w:t xml:space="preserve">Act</w:t>
-      </w:r>
-      <w:r>
-        <w:t xml:space="preserve"> </w:t>
-      </w:r>
-      <w:r>
-        <w:t xml:space="preserve">&amp;</w:t>
-      </w:r>
-      <w:r>
-        <w:t xml:space="preserve"> </w:t>
-      </w:r>
-      <w:r>
-        <w:t xml:space="preserve">OAL</w:t>
-      </w:r>
-      <w:r>
-        <w:t xml:space="preserve"> </w:t>
-      </w:r>
-      <w:r>
-        <w:t xml:space="preserve">Regulations,</w:t>
-      </w:r>
-      <w:r>
-        <w:t xml:space="preserve"> </w:t>
-      </w:r>
-      <w:r>
-        <w:t xml:space="preserve">Office</w:t>
-      </w:r>
-      <w:r>
-        <w:t xml:space="preserve"> </w:t>
-      </w:r>
-      <w:r>
-        <w:t xml:space="preserve">of</w:t>
-      </w:r>
-      <w:r>
-        <w:t xml:space="preserve"> </w:t>
-      </w:r>
-      <w:r>
-        <w:t xml:space="preserve">Administrative</w:t>
-      </w:r>
-      <w:r>
-        <w:t xml:space="preserve"> </w:t>
-      </w:r>
-      <w:r>
-        <w:t xml:space="preserve">Law,</w:t>
-      </w:r>
-      <w:r>
-        <w:t xml:space="preserve"> </w:t>
-      </w:r>
-      <w:r>
-        <w:t xml:space="preserve">State</w:t>
-      </w:r>
-      <w:r>
-        <w:t xml:space="preserve"> </w:t>
-      </w:r>
-      <w:r>
-        <w:t xml:space="preserve">of</w:t>
-      </w:r>
-      <w:r>
-        <w:t xml:space="preserve"> </w:t>
-      </w:r>
-      <w:r>
-        <w:t xml:space="preserve">California,</w:t>
-      </w:r>
-      <w:r>
-        <w:t xml:space="preserve"> </w:t>
-      </w:r>
-      <w:r>
-        <w:t xml:space="preserve">Administrative</w:t>
-      </w:r>
-      <w:r>
-        <w:t xml:space="preserve"> </w:t>
-      </w:r>
-      <w:r>
-        <w:t xml:space="preserve">Procedure</w:t>
-      </w:r>
-      <w:r>
-        <w:t xml:space="preserve"> </w:t>
-      </w:r>
-      <w:r>
-        <w:t xml:space="preserve">Act</w:t>
-      </w:r>
-      <w:r>
-        <w:t xml:space="preserve"> </w:t>
-      </w:r>
-      <w:r>
-        <w:t xml:space="preserve">&amp;</w:t>
-      </w:r>
-      <w:r>
-        <w:t xml:space="preserve"> </w:t>
-      </w:r>
-      <w:r>
-        <w:t xml:space="preserve">OAL</w:t>
-      </w:r>
-      <w:r>
-        <w:t xml:space="preserve"> </w:t>
-      </w:r>
-      <w:r>
-        <w:t xml:space="preserve">Regulations,</w:t>
-      </w:r>
-      <w:r>
-        <w:t xml:space="preserve"> </w:t>
-      </w:r>
-      <w:r>
-        <w:t xml:space="preserve">https://​www.​oal.​ca.​gov/​publications/​administrative_procedure_act/</w:t>
-      </w:r>
-      <w:r>
-        <w:t xml:space="preserve">   </w:t>
-      </w:r>
-      <w:r>
-        <w:tab/>
-      </w:r>
-      <w:r>
-        <w:t xml:space="preserve">46</w:t>
       </w:r>
     </w:p>
     <w:p>

--- a/courts/ninth-circuit/california/state/court-of-appeal-second-district/opening-brief/usage/OUTPUT-opening-brief.docx
+++ b/courts/ninth-circuit/california/state/court-of-appeal-second-district/opening-brief/usage/OUTPUT-opening-brief.docx
@@ -492,9 +492,7 @@
               <w:t xml:space="preserve"> </w:t>
             </w:r>
             <w:r>
-              <w:t xml:space="preserve">1</w:t>
-              <w:noBreakHyphen/>
-              <w:t xml:space="preserve">10,</w:t>
+              <w:t xml:space="preserve">1-⁠10,</w:t>
             </w:r>
           </w:p>
           <w:p>
@@ -1004,9 +1002,7 @@
         <w:t xml:space="preserve"> </w:t>
       </w:r>
       <w:r>
-        <w:t xml:space="preserve">216</w:t>
-        <w:noBreakHyphen/>
-        <w:t xml:space="preserve">4444</w:t>
+        <w:t xml:space="preserve">216-⁠4444</w:t>
       </w:r>
     </w:p>
     <w:p>
@@ -3837,9 +3833,7 @@
         <w:t xml:space="preserve"> </w:t>
       </w:r>
       <w:r>
-        <w:t xml:space="preserve">03</w:t>
-        <w:noBreakHyphen/>
-        <w:t xml:space="preserve">2936,</w:t>
+        <w:t xml:space="preserve">03-⁠2936,</w:t>
       </w:r>
       <w:r>
         <w:t xml:space="preserve"> </w:t>
@@ -6375,9 +6369,7 @@
         <w:t xml:space="preserve"> </w:t>
       </w:r>
       <w:r>
-        <w:t xml:space="preserve">18-cv</w:t>
-        <w:noBreakHyphen/>
-        <w:t xml:space="preserve">02317</w:t>
+        <w:t xml:space="preserve">18-cv-⁠02317</w:t>
       </w:r>
       <w:r>
         <w:t xml:space="preserve">   </w:t>
@@ -8127,9 +8119,7 @@
         <w:t xml:space="preserve"> </w:t>
       </w:r>
       <w:r>
-        <w:t xml:space="preserve">28200</w:t>
-        <w:noBreakHyphen/>
-        <w:t xml:space="preserve">28255</w:t>
+        <w:t xml:space="preserve">28200-⁠28255</w:t>
       </w:r>
       <w:r>
         <w:t xml:space="preserve">   </w:t>
@@ -8579,9 +8569,7 @@
         <w:t xml:space="preserve"> </w:t>
       </w:r>
       <w:r>
-        <w:t xml:space="preserve">(2019</w:t>
-        <w:noBreakHyphen/>
-        <w:t xml:space="preserve">2020</w:t>
+        <w:t xml:space="preserve">(2019-⁠2020</w:t>
       </w:r>
       <w:r>
         <w:t xml:space="preserve"> </w:t>
@@ -8828,13 +8816,7 @@
         <w:pStyle w:val="BodyText"/>
       </w:pPr>
       <w:r>
-        <w:t xml:space="preserve">This appeal is from the final judgment of the Superior Court of California, County of Los Angeles, entered after the trial court granted summary judgment for Respondent California Department of Justice and former Attorney General Xavier Becerra (collectively, “Respondents”). (A.A.XIX 2135</w:t>
-      </w:r>
-      <w:r>
-        <w:noBreakHyphen/>
-      </w:r>
-      <w:r>
-        <w:t xml:space="preserve">2141 [order granting summary judgment]; A.A.XIX 2147 [notice of entry of judgment].) It is expressly authorized by Code</w:t>
+        <w:t xml:space="preserve">This appeal is from the final judgment of the Superior Court of California, County of Los Angeles, entered after the trial court granted summary judgment for Respondent California Department of Justice and former Attorney General Xavier Becerra (collectively, “Respondents”). (A.A.XIX 2135-⁠2141 [order granting summary judgment]; A.A.XIX 2147 [notice of entry of judgment].) It is expressly authorized by Code</w:t>
       </w:r>
       <w:r>
         <w:t xml:space="preserve"> </w:t>
@@ -8892,13 +8874,7 @@
         <w:pStyle w:val="BodyText"/>
       </w:pPr>
       <w:r>
-        <w:t xml:space="preserve">Under California law, “firearm” is broadly defined as any “device, designed to be used as a weapon, from which is expelled through a barrel, a projectile by the force of an explosion or other form of combustion.” (A.A.VI 992</w:t>
-      </w:r>
-      <w:r>
-        <w:noBreakHyphen/>
-      </w:r>
-      <w:r>
-        <w:t xml:space="preserve">993; Pen.</w:t>
+        <w:t xml:space="preserve">Under California law, “firearm” is broadly defined as any “device, designed to be used as a weapon, from which is expelled through a barrel, a projectile by the force of an explosion or other form of combustion.” (A.A.VI 992-⁠993; Pen.</w:t>
       </w:r>
       <w:r>
         <w:t xml:space="preserve"> </w:t>
@@ -8977,13 +8953,7 @@
         <w:t xml:space="preserve"> </w:t>
       </w:r>
       <w:r>
-        <w:t xml:space="preserve">subd. (d).) When a customer purchases a firearm, the dealer is required to transmit specific information to the DOJ using an electronic reporting system. (A.A.VI 0993</w:t>
-      </w:r>
-      <w:r>
-        <w:noBreakHyphen/>
-      </w:r>
-      <w:r>
-        <w:t xml:space="preserve">0994; Pen.</w:t>
+        <w:t xml:space="preserve">subd. (d).) When a customer purchases a firearm, the dealer is required to transmit specific information to the DOJ using an electronic reporting system. (A.A.VI 0993-⁠0994; Pen.</w:t>
       </w:r>
       <w:r>
         <w:t xml:space="preserve"> </w:t>
@@ -9042,13 +9012,7 @@
         <w:t xml:space="preserve"> </w:t>
       </w:r>
       <w:r>
-        <w:t xml:space="preserve">Code § 28205, subd. (a), (c).) That system is the “Dealer Record of Sale Entry System” (“DES”)—a web-based application developed and maintained by DOJ. (A.A.VI 0994</w:t>
-      </w:r>
-      <w:r>
-        <w:noBreakHyphen/>
-      </w:r>
-      <w:r>
-        <w:t xml:space="preserve">0995; Penal</w:t>
+        <w:t xml:space="preserve">Code § 28205, subd. (a), (c).) That system is the “Dealer Record of Sale Entry System” (“DES”)—a web-based application developed and maintained by DOJ. (A.A.VI 0994-⁠0995; Penal</w:t>
       </w:r>
       <w:r>
         <w:t xml:space="preserve"> </w:t>
@@ -9068,31 +9032,7 @@
         <w:pStyle w:val="BodyText"/>
       </w:pPr>
       <w:r>
-        <w:t xml:space="preserve">When an FFL makes a DES entry, the system requires a designation of “gun type” (i.e., “long gun” or “handgun”). If “long gun” is selected, the system populates a second drop-down menu for firearm subtypes. (A.A.VI 0995</w:t>
-      </w:r>
-      <w:r>
-        <w:noBreakHyphen/>
-      </w:r>
-      <w:r>
-        <w:t xml:space="preserve">0996.) Before October 1, 2021, this menu contained only three options for “long guns”: “rifle,” “shotgun,” or “rifle/​shotgun combination.” (A.A.VI 0995</w:t>
-      </w:r>
-      <w:r>
-        <w:noBreakHyphen/>
-      </w:r>
-      <w:r>
-        <w:t xml:space="preserve">0996.) There was no “Other” option, and the system would not allow the user to proceed without selecting one of the listed subtypes. (A.A.VI 0995</w:t>
-      </w:r>
-      <w:r>
-        <w:noBreakHyphen/>
-      </w:r>
-      <w:r>
-        <w:t xml:space="preserve">0996.) By contrast, other DES fields—like “Color,” “Purchaser Place of Birth,” and “Seller Place of Birth”—did include a catch-all “Other” option. (A.A.VI 0995</w:t>
-      </w:r>
-      <w:r>
-        <w:noBreakHyphen/>
-      </w:r>
-      <w:r>
-        <w:t xml:space="preserve">0996.)</w:t>
+        <w:t xml:space="preserve">When an FFL makes a DES entry, the system requires a designation of “gun type” (i.e., “long gun” or “handgun”). If “long gun” is selected, the system populates a second drop-down menu for firearm subtypes. (A.A.VI 0995-⁠0996.) Before October 1, 2021, this menu contained only three options for “long guns”: “rifle,” “shotgun,” or “rifle/​shotgun combination.” (A.A.VI 0995-⁠0996.) There was no “Other” option, and the system would not allow the user to proceed without selecting one of the listed subtypes. (A.A.VI 0995-⁠0996.) By contrast, other DES fields—like “Color,” “Purchaser Place of Birth,” and “Seller Place of Birth”—did include a catch-all “Other” option. (A.A.VI 0995-⁠0996.)</w:t>
       </w:r>
     </w:p>
     <w:p>
@@ -9100,19 +9040,7 @@
         <w:pStyle w:val="BodyTextNote"/>
       </w:pPr>
       <w:r>
-        <w:t xml:space="preserve">As a result, the DES prevented dealers from submitting required transfer information for long guns that lacked one of the programmed subtypes, including the Title 1®. (A.A.VI 0995</w:t>
-      </w:r>
-      <w:r>
-        <w:noBreakHyphen/>
-      </w:r>
-      <w:r>
-        <w:t xml:space="preserve">0996.) Because the DES was the only authorized means of transmission, and DOJ declined to authorize an alternative method, transfers of Title 1® firearms were effectively blocked. (A.A.VI 0996</w:t>
-      </w:r>
-      <w:r>
-        <w:noBreakHyphen/>
-      </w:r>
-      <w:r>
-        <w:t xml:space="preserve">0997; Pen.</w:t>
+        <w:t xml:space="preserve">As a result, the DES prevented dealers from submitting required transfer information for long guns that lacked one of the programmed subtypes, including the Title 1®. (A.A.VI 0995-⁠0996.) Because the DES was the only authorized means of transmission, and DOJ declined to authorize an alternative method, transfers of Title 1® firearms were effectively blocked. (A.A.VI 0996-⁠0997; Pen.</w:t>
       </w:r>
       <w:r>
         <w:t xml:space="preserve"> </w:t>
@@ -9124,13 +9052,7 @@
         <w:t xml:space="preserve"> </w:t>
       </w:r>
       <w:r>
-        <w:t xml:space="preserve">subd. (a), 28200</w:t>
-      </w:r>
-      <w:r>
-        <w:noBreakHyphen/>
-      </w:r>
-      <w:r>
-        <w:t xml:space="preserve">28255</w:t>
+        <w:t xml:space="preserve">subd. (a), 28200-⁠28255</w:t>
       </w:r>
       <w:r>
         <w:t xml:space="preserve">.) Although DOJ had, in other contexts, authorized dealers to use the DES “Comment” field to process transfers of firearms with an undefined subtype, it refused to clarify whether that method could be used for the Title 1®—despite FAI’s repeated requests for guidance. (A.A.VI 0996.)</w:t>
@@ -9145,13 +9067,7 @@
         <w:t xml:space="preserve"> </w:t>
       </w:r>
       <w:r>
-        <w:t xml:space="preserve">Consequently, FFLs informed FAI that they could not process Title 1® transfers. (A.A.VI 0997</w:t>
-      </w:r>
-      <w:r>
-        <w:noBreakHyphen/>
-      </w:r>
-      <w:r>
-        <w:t xml:space="preserve">0998.)</w:t>
+        <w:t xml:space="preserve">Consequently, FFLs informed FAI that they could not process Title 1® transfers. (A.A.VI 0997-⁠0998.)</w:t>
       </w:r>
     </w:p>
     <w:p>
@@ -9159,13 +9075,7 @@
         <w:pStyle w:val="BodyText"/>
       </w:pPr>
       <w:r>
-        <w:t xml:space="preserve">On October 24, 2019, FAI’s counsel notified then-Attorney General Becerra that the DES’s design flaw made it impossible to process Title 1® transfers. (A.A.VI 0998.) The letter explained that FAI had announced the release of the Title 1® on October 15, 2019, and was receiving strong demand—but could not fulfill the thousands of orders due to the DES defect. (A.A.VI 0998.) Because FAI knew it could not complete the transfers, it accepted refundable deposits from interested customers and orders for purchase from firearm dealers. (A.A.VI 0998</w:t>
-      </w:r>
-      <w:r>
-        <w:noBreakHyphen/>
-      </w:r>
-      <w:r>
-        <w:t xml:space="preserve">0999.) FAI collected nearly 35,000 deposits from customers, including FFLs, ranging from $5 to the full purchase price of $944.99. (A.A.VI 0999.) At all relevant times, FAI was committed to fulfilling those orders—and remains committed today—but has been unable to do so because of the DES defect and the subsequent legislative reclassification of the Title 1®. (A.A.VI 0999.)</w:t>
+        <w:t xml:space="preserve">On October 24, 2019, FAI’s counsel notified then-Attorney General Becerra that the DES’s design flaw made it impossible to process Title 1® transfers. (A.A.VI 0998.) The letter explained that FAI had announced the release of the Title 1® on October 15, 2019, and was receiving strong demand—but could not fulfill the thousands of orders due to the DES defect. (A.A.VI 0998.) Because FAI knew it could not complete the transfers, it accepted refundable deposits from interested customers and orders for purchase from firearm dealers. (A.A.VI 0998-⁠0999.) FAI collected nearly 35,000 deposits from customers, including FFLs, ranging from $5 to the full purchase price of $944.99. (A.A.VI 0999.) At all relevant times, FAI was committed to fulfilling those orders—and remains committed today—but has been unable to do so because of the DES defect and the subsequent legislative reclassification of the Title 1®. (A.A.VI 0999.)</w:t>
       </w:r>
     </w:p>
     <w:p>
@@ -9173,13 +9083,7 @@
         <w:pStyle w:val="BodyText"/>
       </w:pPr>
       <w:r>
-        <w:t xml:space="preserve">In January 2020, Deputy Attorney General P. Patty Li responded to FAI’s October 2019 letter, informing FAI that the DOJ was working to fix the DES deficiency. (A.A.VI 0999</w:t>
-      </w:r>
-      <w:r>
-        <w:noBreakHyphen/>
-      </w:r>
-      <w:r>
-        <w:t xml:space="preserve">1000.) Notably, DOJ had successfully modified the DES to fix a similar deficiency—namely, the omission of the United Arab Emirates from a list of countries in the dropdown for place of birth—in under a month. (A.A.VI 0999.) FAI thus reasonably believed that the DOJ would promptly resolve the issue.</w:t>
+        <w:t xml:space="preserve">In January 2020, Deputy Attorney General P. Patty Li responded to FAI’s October 2019 letter, informing FAI that the DOJ was working to fix the DES deficiency. (A.A.VI 0999-⁠1000.) Notably, DOJ had successfully modified the DES to fix a similar deficiency—namely, the omission of the United Arab Emirates from a list of countries in the dropdown for place of birth—in under a month. (A.A.VI 0999.) FAI thus reasonably believed that the DOJ would promptly resolve the issue.</w:t>
       </w:r>
     </w:p>
     <w:p>
@@ -9255,19 +9159,7 @@
         <w:t xml:space="preserve"> </w:t>
       </w:r>
       <w:r>
-        <w:t xml:space="preserve">Code, § 30515, subd. (a)⁠(9)-(11).) The company thus suffered millions of dollars in lost revenue. (A.A.VI 1002</w:t>
-      </w:r>
-      <w:r>
-        <w:noBreakHyphen/>
-      </w:r>
-      <w:r>
-        <w:t xml:space="preserve">1003.) Meanwhile, CRPA’s thousands of members who had sought to purchase centerfire Title 1® firearms and other undefined subtypes were denied that opportunity in violation of their constitutional rights. (A.A.II 123, 128</w:t>
-      </w:r>
-      <w:r>
-        <w:noBreakHyphen/>
-      </w:r>
-      <w:r>
-        <w:t xml:space="preserve">129.)</w:t>
+        <w:t xml:space="preserve">Code, § 30515, subd. (a)⁠(9)-(11).) The company thus suffered millions of dollars in lost revenue. (A.A.VI 1002-⁠1003.) Meanwhile, CRPA’s thousands of members who had sought to purchase centerfire Title 1® firearms and other undefined subtypes were denied that opportunity in violation of their constitutional rights. (A.A.II 123, 128-⁠129.)</w:t>
       </w:r>
       <w:r>
         <w:rPr>
@@ -9339,19 +9231,7 @@
         <w:pStyle w:val="BodyText"/>
       </w:pPr>
       <w:r>
-        <w:t xml:space="preserve">Because Respondents’ conduct violated their statutory duties and effectively denied Appellants of their due process, property, and Second Amendment rights, Appellants sued for equitable relief and damages. (A.A.I 0034</w:t>
-      </w:r>
-      <w:r>
-        <w:noBreakHyphen/>
-      </w:r>
-      <w:r>
-        <w:t xml:space="preserve">0043.) They alleged several causes of action, including a petition for writ of mandate directing the DOJ to correct the defect of the DES that bars the transfer of otherwise lawful “firearms with undefined subtypes,” including Title 1® firearms, or authorize other ways to transmit the required information. (A.A.I 0034</w:t>
-      </w:r>
-      <w:r>
-        <w:noBreakHyphen/>
-      </w:r>
-      <w:r>
-        <w:t xml:space="preserve">0041.) In August 2020, Appellants amended their complaint, adding four claims. (A.A.XX 2174.) The trial court stayed all but the First, Second, and Eighth Causes of Action. (A.A.III 0284.)</w:t>
+        <w:t xml:space="preserve">Because Respondents’ conduct violated their statutory duties and effectively denied Appellants of their due process, property, and Second Amendment rights, Appellants sued for equitable relief and damages. (A.A.I 0034-⁠0043.) They alleged several causes of action, including a petition for writ of mandate directing the DOJ to correct the defect of the DES that bars the transfer of otherwise lawful “firearms with undefined subtypes,” including Title 1® firearms, or authorize other ways to transmit the required information. (A.A.I 0034-⁠0041.) In August 2020, Appellants amended their complaint, adding four claims. (A.A.XX 2174.) The trial court stayed all but the First, Second, and Eighth Causes of Action. (A.A.III 0284.)</w:t>
       </w:r>
     </w:p>
     <w:p>
@@ -9359,19 +9239,7 @@
         <w:pStyle w:val="BodyText"/>
       </w:pPr>
       <w:r>
-        <w:t xml:space="preserve">Respondents demurred to the three unstayed claims. Sustaining the demurrer, the court ruled that Appellants could not succeed on their unstayed claims, at least as related to the transfer of centerfire Title 1® firearms. (A.A.I 0118.) The court reasoned that because the deadline to take possession of such firearms to register them as “assault weapons” passed in September 2020, the court lacked authority to direct the DOJ to facilitate the transfer of such firearms through writ relief, rendering the case both moot and unripe, and leaving Appellants without standing to pursue their claims. (A.A.I 0114</w:t>
-      </w:r>
-      <w:r>
-        <w:noBreakHyphen/>
-      </w:r>
-      <w:r>
-        <w:t xml:space="preserve">0117.) Satisfied, however, that Appellants could allege that FAI manufactures a rimfire Title 1® that is not an “assault weapon” and that CRPA represents members who wish to purchase other “firearms with undefined subtypes,” the court granted leave to amend. (Rptr.’s Tr., pp. 7:2</w:t>
-      </w:r>
-      <w:r>
-        <w:noBreakHyphen/>
-      </w:r>
-      <w:r>
-        <w:t xml:space="preserve">10:26.)</w:t>
+        <w:t xml:space="preserve">Respondents demurred to the three unstayed claims. Sustaining the demurrer, the court ruled that Appellants could not succeed on their unstayed claims, at least as related to the transfer of centerfire Title 1® firearms. (A.A.I 0118.) The court reasoned that because the deadline to take possession of such firearms to register them as “assault weapons” passed in September 2020, the court lacked authority to direct the DOJ to facilitate the transfer of such firearms through writ relief, rendering the case both moot and unripe, and leaving Appellants without standing to pursue their claims. (A.A.I 0114-⁠0117.) Satisfied, however, that Appellants could allege that FAI manufactures a rimfire Title 1® that is not an “assault weapon” and that CRPA represents members who wish to purchase other “firearms with undefined subtypes,” the court granted leave to amend. (Rptr.’s Tr., pp. 7:2-⁠10:26.)</w:t>
       </w:r>
     </w:p>
     <w:p>
@@ -9379,31 +9247,7 @@
         <w:pStyle w:val="BodyText"/>
       </w:pPr>
       <w:r>
-        <w:t xml:space="preserve">Appellants filed a timely Second Amended Complaint, alleging that countless firearms remain legal but cannot be transferred due to Respondents’ policy of barring the transfer of “firearms with undefined subtypes.” (A.A.II 0128</w:t>
-      </w:r>
-      <w:r>
-        <w:noBreakHyphen/>
-      </w:r>
-      <w:r>
-        <w:t xml:space="preserve">0129, 0136</w:t>
-      </w:r>
-      <w:r>
-        <w:noBreakHyphen/>
-      </w:r>
-      <w:r>
-        <w:t xml:space="preserve">0137.) And in line with its representations at the demurrer hearing (Rptr.’s Tr., pp. 12:17</w:t>
-      </w:r>
-      <w:r>
-        <w:noBreakHyphen/>
-      </w:r>
-      <w:r>
-        <w:t xml:space="preserve">16:11]), Appellants clarified that the Court should issue a writ directing DOJ to stop blocking the transfer of centerfire Title 1® firearms for which deposits had been made before August 6, 2020, for two reasons. (A.A.II 0147</w:t>
-      </w:r>
-      <w:r>
-        <w:noBreakHyphen/>
-      </w:r>
-      <w:r>
-        <w:t xml:space="preserve">0149.) First, because those who had placed a deposit on a centerfire Title 1® would have taken legal possession of their firearms before September 2020 but for Respondents’ illicit conduct. (A.A.II 0148.) Second, because Respondents’ conduct violated the due process rights of Appellants and their customers, members, and supporters. (A.A.II 0149.)</w:t>
+        <w:t xml:space="preserve">Appellants filed a timely Second Amended Complaint, alleging that countless firearms remain legal but cannot be transferred due to Respondents’ policy of barring the transfer of “firearms with undefined subtypes.” (A.A.II 0128-⁠0129, 0136-⁠0137.) And in line with its representations at the demurrer hearing (Rptr.’s Tr., pp. 12:17-⁠16:11]), Appellants clarified that the Court should issue a writ directing DOJ to stop blocking the transfer of centerfire Title 1® firearms for which deposits had been made before August 6, 2020, for two reasons. (A.A.II 0147-⁠0149.) First, because those who had placed a deposit on a centerfire Title 1® would have taken legal possession of their firearms before September 2020 but for Respondents’ illicit conduct. (A.A.II 0148.) Second, because Respondents’ conduct violated the due process rights of Appellants and their customers, members, and supporters. (A.A.II 0149.)</w:t>
       </w:r>
     </w:p>
     <w:p>
@@ -9411,19 +9255,7 @@
         <w:pStyle w:val="BodyText"/>
       </w:pPr>
       <w:r>
-        <w:t xml:space="preserve">In response to the Second Amended Complaint, Respondents demurred again to the First, Second, and Eighth Causes of Action. (A.A.III 0217.) The Court overruled the second demurrer and ordered Respondents to answer. (A.A.III 0291.) Respondents answered, but only as to the then-unstayed causes of action. (A.A.III 0292.) The answer contained fifty-three affirmative defenses, most of which were boilerplate (AA.III. 0295</w:t>
-      </w:r>
-      <w:r>
-        <w:noBreakHyphen/>
-      </w:r>
-      <w:r>
-        <w:t xml:space="preserve">302), so Appellants responded with a demurrer and motion to strike, which the Court mostly sustained (A.A.III 0305</w:t>
-      </w:r>
-      <w:r>
-        <w:noBreakHyphen/>
-      </w:r>
-      <w:r>
-        <w:t xml:space="preserve">0310).</w:t>
+        <w:t xml:space="preserve">In response to the Second Amended Complaint, Respondents demurred again to the First, Second, and Eighth Causes of Action. (A.A.III 0217.) The Court overruled the second demurrer and ordered Respondents to answer. (A.A.III 0291.) Respondents answered, but only as to the then-unstayed causes of action. (A.A.III 0292.) The answer contained fifty-three affirmative defenses, most of which were boilerplate (AA.III. 0295-⁠302), so Appellants responded with a demurrer and motion to strike, which the Court mostly sustained (A.A.III 0305-⁠0310).</w:t>
       </w:r>
     </w:p>
     <w:p>
@@ -9431,25 +9263,7 @@
         <w:pStyle w:val="BodyText"/>
       </w:pPr>
       <w:r>
-        <w:t xml:space="preserve">By then, however, DOJ had finally modified the DES to add an “Other” option that went “live” on October 1, 2021. (A.A.V 0494</w:t>
-      </w:r>
-      <w:r>
-        <w:noBreakHyphen/>
-      </w:r>
-      <w:r>
-        <w:t xml:space="preserve">0497.) Due to that change, Respondents moved to dismiss the First, Second, and Eighth Causes of Action as moot. (A.A.III 0311</w:t>
-      </w:r>
-      <w:r>
-        <w:noBreakHyphen/>
-      </w:r>
-      <w:r>
-        <w:t xml:space="preserve">0352.) Appellants opposed the DOJ’s motion, arguing that the court should exercise its discretion to hear the claims because the case involved issues of broad public interest that were likely to recur based on Respondents’ conduct throughout the course of the dispute. (A.A.IV 0418</w:t>
-      </w:r>
-      <w:r>
-        <w:noBreakHyphen/>
-      </w:r>
-      <w:r>
-        <w:t xml:space="preserve">0426.) But, on January 27, 2022, Judge Chalfant dismissed the three claims and transferred the remaining claims to Judge Daniel S. Murphy. (A.A.V 0501.) According to Judge Chalfant, because the DES now had an “Other” option in the “Gun Type” field, Appellants had obtained the relief they sought, and there was no reason to believe that the same controversy would be likely to recur. (A.A.V 0501.) The fact that the fix was made only after the passage of SB 118 and after Respondents had filed two demurrers to the Appellants’ complaints was, according to the lower court, irrelevant to mootness at this stage. (A.A.V 0501.)</w:t>
+        <w:t xml:space="preserve">By then, however, DOJ had finally modified the DES to add an “Other” option that went “live” on October 1, 2021. (A.A.V 0494-⁠0497.) Due to that change, Respondents moved to dismiss the First, Second, and Eighth Causes of Action as moot. (A.A.III 0311-⁠0352.) Appellants opposed the DOJ’s motion, arguing that the court should exercise its discretion to hear the claims because the case involved issues of broad public interest that were likely to recur based on Respondents’ conduct throughout the course of the dispute. (A.A.IV 0418-⁠0426.) But, on January 27, 2022, Judge Chalfant dismissed the three claims and transferred the remaining claims to Judge Daniel S. Murphy. (A.A.V 0501.) According to Judge Chalfant, because the DES now had an “Other” option in the “Gun Type” field, Appellants had obtained the relief they sought, and there was no reason to believe that the same controversy would be likely to recur. (A.A.V 0501.) The fact that the fix was made only after the passage of SB 118 and after Respondents had filed two demurrers to the Appellants’ complaints was, according to the lower court, irrelevant to mootness at this stage. (A.A.V 0501.)</w:t>
       </w:r>
     </w:p>
     <w:p>
@@ -9457,13 +9271,7 @@
         <w:pStyle w:val="BodyText"/>
       </w:pPr>
       <w:r>
-        <w:t xml:space="preserve">On August 14, 2023, seeking to dispose of all the remaining claims, Respondents filed a motion for judgment on the pleadings. (A.A.V 0514.) The court ultimately granted Respondents’ motion as to the sixth, seventh, and ninth causes of action, leaving the claims for tortious interference with contractual relations, tortious interference with prospective economic advantage, and negligent interference with prospective economic advantage remaining. (A.A.V 0726.) The court dismissed Respondents’ due process claims because, as it explained, the relief requested would violate SB 118, and Appellants were limited to a damages remedy. (A.A.V 0725.) The court also dismissed FAI’s taxpayer claim as moot because, as the DES had now been “enhanced” to add an “Other” option, Respondents were no longer using tax dollars to implement a discriminatory reporting system. (A.A.V 0726.) The third, fourth, and fifth causes of action survived, in part, because Respondents had a mandatory duty to maintain the DES such that legal firearms could be transferred. (A.A.V 0724</w:t>
-      </w:r>
-      <w:r>
-        <w:noBreakHyphen/>
-      </w:r>
-      <w:r>
-        <w:t xml:space="preserve">0725.)</w:t>
+        <w:t xml:space="preserve">On August 14, 2023, seeking to dispose of all the remaining claims, Respondents filed a motion for judgment on the pleadings. (A.A.V 0514.) The court ultimately granted Respondents’ motion as to the sixth, seventh, and ninth causes of action, leaving the claims for tortious interference with contractual relations, tortious interference with prospective economic advantage, and negligent interference with prospective economic advantage remaining. (A.A.V 0726.) The court dismissed Respondents’ due process claims because, as it explained, the relief requested would violate SB 118, and Appellants were limited to a damages remedy. (A.A.V 0725.) The court also dismissed FAI’s taxpayer claim as moot because, as the DES had now been “enhanced” to add an “Other” option, Respondents were no longer using tax dollars to implement a discriminatory reporting system. (A.A.V 0726.) The third, fourth, and fifth causes of action survived, in part, because Respondents had a mandatory duty to maintain the DES such that legal firearms could be transferred. (A.A.V 0724-⁠0725.)</w:t>
       </w:r>
     </w:p>
     <w:p>
@@ -9480,13 +9288,7 @@
         <w:t xml:space="preserve">and 820.2</w:t>
       </w:r>
       <w:r>
-        <w:t xml:space="preserve">, immunizing Respondents DOJ and Becerra, respectively. (A.A.XIX 2139</w:t>
-      </w:r>
-      <w:r>
-        <w:noBreakHyphen/>
-      </w:r>
-      <w:r>
-        <w:t xml:space="preserve">2140.)</w:t>
+        <w:t xml:space="preserve">, immunizing Respondents DOJ and Becerra, respectively. (A.A.XIX 2139-⁠2140.)</w:t>
       </w:r>
     </w:p>
     <w:p>
@@ -9494,13 +9296,7 @@
         <w:pStyle w:val="BodyText"/>
       </w:pPr>
       <w:r>
-        <w:t xml:space="preserve">The court entered final judgment on July 12, 2024, over Appellants’ objections that Respondents’ proposed judgment did not accurately reflect the trial court’s summary judgment order, among other things (A.A.XIX 2149</w:t>
-      </w:r>
-      <w:r>
-        <w:noBreakHyphen/>
-      </w:r>
-      <w:r>
-        <w:t xml:space="preserve">2152). Appellants appealed on September 9, 2024. (A.A.XX 2156.)</w:t>
+        <w:t xml:space="preserve">The court entered final judgment on July 12, 2024, over Appellants’ objections that Respondents’ proposed judgment did not accurately reflect the trial court’s summary judgment order, among other things (A.A.XIX 2149-⁠2152). Appellants appealed on September 9, 2024. (A.A.XX 2156.)</w:t>
       </w:r>
     </w:p>
     <w:p>
@@ -10057,37 +9853,7 @@
         <w:t xml:space="preserve"> </w:t>
       </w:r>
       <w:r>
-        <w:t xml:space="preserve">Code section 820.2 provides immunity to public employees for discretionary acts taken within the scope of their authority. Below, Respondents repeatedly claimed immunity under various provisions—including section 820.2—for their refusal to fix the DES. (A.A.III 0236</w:t>
-      </w:r>
-      <w:r>
-        <w:noBreakHyphen/>
-      </w:r>
-      <w:r>
-        <w:t xml:space="preserve">0239; A.A.V 0544</w:t>
-      </w:r>
-      <w:r>
-        <w:noBreakHyphen/>
-      </w:r>
-      <w:r>
-        <w:t xml:space="preserve">0546; A.A.VI 0760</w:t>
-      </w:r>
-      <w:r>
-        <w:noBreakHyphen/>
-      </w:r>
-      <w:r>
-        <w:t xml:space="preserve">0764.) Two judges of the trial court rejected those arguments, each holding that Respondents have a mandatory, ministerial duty to maintain the DES to ensure that lawful firearm transfers may be processed and completed. (A.A. III 0289</w:t>
-      </w:r>
-      <w:r>
-        <w:noBreakHyphen/>
-      </w:r>
-      <w:r>
-        <w:t xml:space="preserve">0290; A.A.V 0724</w:t>
-      </w:r>
-      <w:r>
-        <w:noBreakHyphen/>
-      </w:r>
-      <w:r>
-        <w:t xml:space="preserve">0725.)</w:t>
+        <w:t xml:space="preserve">Code section 820.2 provides immunity to public employees for discretionary acts taken within the scope of their authority. Below, Respondents repeatedly claimed immunity under various provisions—including section 820.2—for their refusal to fix the DES. (A.A.III 0236-⁠0239; A.A.V 0544-⁠0546; A.A.VI 0760-⁠0764.) Two judges of the trial court rejected those arguments, each holding that Respondents have a mandatory, ministerial duty to maintain the DES to ensure that lawful firearm transfers may be processed and completed. (A.A. III 0289-⁠0290; A.A.V 0724-⁠0725.)</w:t>
       </w:r>
     </w:p>
     <w:p>
@@ -10095,13 +9861,7 @@
         <w:pStyle w:val="BodyText"/>
       </w:pPr>
       <w:r>
-        <w:t xml:space="preserve">On summary judgment, however, the court reversed course and held that Respondents were merely exercising their discretion over the DES and were therefore immune from liability. (A.A.XIX 2139</w:t>
-      </w:r>
-      <w:r>
-        <w:noBreakHyphen/>
-      </w:r>
-      <w:r>
-        <w:t xml:space="preserve">2141.) The trial court’s holding was in error. In their summary judgment motion, Respondents provided no legal justification for disregarding their mandatory duty once they learned that their system was blocking the lawful transfer of certain firearms, including the centerfire Title 1®. The court’s analysis of those claims suggests, wrongly, that factual nuances could displace the legal question of whether Respondents had a mandatory duty to act—and that Respondents’ entitlement to immunity turns on whether they engaged in some discretionary acts in carrying out that duty.</w:t>
+        <w:t xml:space="preserve">On summary judgment, however, the court reversed course and held that Respondents were merely exercising their discretion over the DES and were therefore immune from liability. (A.A.XIX 2139-⁠2141.) The trial court’s holding was in error. In their summary judgment motion, Respondents provided no legal justification for disregarding their mandatory duty once they learned that their system was blocking the lawful transfer of certain firearms, including the centerfire Title 1®. The court’s analysis of those claims suggests, wrongly, that factual nuances could displace the legal question of whether Respondents had a mandatory duty to act—and that Respondents’ entitlement to immunity turns on whether they engaged in some discretionary acts in carrying out that duty.</w:t>
       </w:r>
     </w:p>
     <w:p>
@@ -10415,19 +10175,7 @@
         <w:t xml:space="preserve">, 28220</w:t>
       </w:r>
       <w:r>
-        <w:t xml:space="preserve">; see also A.A. III 0289</w:t>
-      </w:r>
-      <w:r>
-        <w:noBreakHyphen/>
-      </w:r>
-      <w:r>
-        <w:t xml:space="preserve">0290; A.A.V 0724</w:t>
-      </w:r>
-      <w:r>
-        <w:noBreakHyphen/>
-      </w:r>
-      <w:r>
-        <w:t xml:space="preserve">0725.) Indeed, Penal Code section 28160 commands that “for all firearms, the register or record of electronic transfer shall include all of the following information…,” including the “[t]ype of firearm.” (Pen.</w:t>
+        <w:t xml:space="preserve">; see also A.A. III 0289-⁠0290; A.A.V 0724-⁠0725.) Indeed, Penal Code section 28160 commands that “for all firearms, the register or record of electronic transfer shall include all of the following information…,” including the “[t]ype of firearm.” (Pen.</w:t>
       </w:r>
       <w:r>
         <w:t xml:space="preserve"> </w:t>
@@ -11111,13 +10859,7 @@
         <w:pStyle w:val="BodyText"/>
       </w:pPr>
       <w:r>
-        <w:t xml:space="preserve">On demurrer and again on a motion for judgment on the pleadings, the trial court understood the issue, twice holding that Respondents have a mandatory duty to maintain the DES in a manner that allows lawful transfers of all legal firearms to be processed and completed. Yet on summary judgment, the trial court abruptly reversed course, A.A.XIX 2139</w:t>
-      </w:r>
-      <w:r>
-        <w:noBreakHyphen/>
-      </w:r>
-      <w:r>
-        <w:t xml:space="preserve">2140, holding that Respondents enjoy such broad discretion over the DES that they could effectively block the lawful transfer of certain firearms for years without liability. That holding was plain error.</w:t>
+        <w:t xml:space="preserve">On demurrer and again on a motion for judgment on the pleadings, the trial court understood the issue, twice holding that Respondents have a mandatory duty to maintain the DES in a manner that allows lawful transfers of all legal firearms to be processed and completed. Yet on summary judgment, the trial court abruptly reversed course, A.A.XIX 2139-⁠2140, holding that Respondents enjoy such broad discretion over the DES that they could effectively block the lawful transfer of certain firearms for years without liability. That holding was plain error.</w:t>
       </w:r>
     </w:p>
     <w:p>
@@ -11185,19 +10927,7 @@
         <w:t xml:space="preserve">, 28220</w:t>
       </w:r>
       <w:r>
-        <w:t xml:space="preserve">; see also A.A. III 0289</w:t>
-      </w:r>
-      <w:r>
-        <w:noBreakHyphen/>
-      </w:r>
-      <w:r>
-        <w:t xml:space="preserve">0290; A.A.V 0724</w:t>
-      </w:r>
-      <w:r>
-        <w:noBreakHyphen/>
-      </w:r>
-      <w:r>
-        <w:t xml:space="preserve">0725.) So, correcting a system defect that blocks lawful firearm transfers is “unqualifiedly required.” (See</w:t>
+        <w:t xml:space="preserve">; see also A.A. III 0289-⁠0290; A.A.V 0724-⁠0725.) So, correcting a system defect that blocks lawful firearm transfers is “unqualifiedly required.” (See</w:t>
       </w:r>
       <w:r>
         <w:t xml:space="preserve"> </w:t>
@@ -11231,13 +10961,7 @@
         <w:pStyle w:val="BodyTextNote"/>
       </w:pPr>
       <w:r>
-        <w:t xml:space="preserve">Even assuming the trial court was right to revisit the issue, the record does not support its conclusion. Respondents offered only the vague excuses of Allison Mendoza, Director of the DOJ Bureau of Firearms (“BOF”), for their inaction, citing apparent “public safety concerns,” “competing priorities among the multiple proposed DES enhancement requests pending at that time” and the “allocation of available resources to such an enhancement.” (A.A.XIX 2140) [citing only the Mendoza testimony]; see also A.A.VI 0763</w:t>
-      </w:r>
-      <w:r>
-        <w:noBreakHyphen/>
-      </w:r>
-      <w:r>
-        <w:t xml:space="preserve">0764, 0786 [Respondents’ summary judgment motion]; A.A.VI 0990 [Mendoza declaration].) Meanwhile, FAI introduced testimony from mid-level DOJ employees and other evidence contradicting those claims.</w:t>
+        <w:t xml:space="preserve">Even assuming the trial court was right to revisit the issue, the record does not support its conclusion. Respondents offered only the vague excuses of Allison Mendoza, Director of the DOJ Bureau of Firearms (“BOF”), for their inaction, citing apparent “public safety concerns,” “competing priorities among the multiple proposed DES enhancement requests pending at that time” and the “allocation of available resources to such an enhancement.” (A.A.XIX 2140) [citing only the Mendoza testimony]; see also A.A.VI 0763-⁠0764, 0786 [Respondents’ summary judgment motion]; A.A.VI 0990 [Mendoza declaration].) Meanwhile, FAI introduced testimony from mid-level DOJ employees and other evidence contradicting those claims.</w:t>
       </w:r>
       <w:r>
         <w:rPr>
@@ -11257,25 +10981,7 @@
         <w:pStyle w:val="BodyTextNote"/>
       </w:pPr>
       <w:r>
-        <w:t xml:space="preserve">For instance, the record shows that, in January 2020, Respondents were actively working on, not merely exploring the possibility of, a DES “enhancement” to add the “Other” option to the dropdown list for “long gun” subtypes. (A.A.VI 0990</w:t>
-      </w:r>
-      <w:r>
-        <w:noBreakHyphen/>
-      </w:r>
-      <w:r>
-        <w:t xml:space="preserve">0991, citing A.A.VI 1057</w:t>
-      </w:r>
-      <w:r>
-        <w:noBreakHyphen/>
-      </w:r>
-      <w:r>
-        <w:t xml:space="preserve">1058; A.A.X 1311, 1318</w:t>
-      </w:r>
-      <w:r>
-        <w:noBreakHyphen/>
-      </w:r>
-      <w:r>
-        <w:t xml:space="preserve">1319; A.A.XVII 1768.)</w:t>
+        <w:t xml:space="preserve">For instance, the record shows that, in January 2020, Respondents were actively working on, not merely exploring the possibility of, a DES “enhancement” to add the “Other” option to the dropdown list for “long gun” subtypes. (A.A.VI 0990-⁠0991, citing A.A.VI 1057-⁠1058; A.A.X 1311, 1318-⁠1319; A.A.XVII 1768.)</w:t>
       </w:r>
       <w:r>
         <w:rPr>
@@ -11287,73 +10993,7 @@
         <w:t xml:space="preserve"> </w:t>
       </w:r>
       <w:r>
-        <w:t xml:space="preserve">They had virtually completed that fix, but just before the enhancement went live, Respondents terminated it. (A.A.VI 1000, citing A.A.VI 0856</w:t>
-      </w:r>
-      <w:r>
-        <w:noBreakHyphen/>
-      </w:r>
-      <w:r>
-        <w:t xml:space="preserve">0857, 0860</w:t>
-      </w:r>
-      <w:r>
-        <w:noBreakHyphen/>
-      </w:r>
-      <w:r>
-        <w:t xml:space="preserve">0861, 0864</w:t>
-      </w:r>
-      <w:r>
-        <w:noBreakHyphen/>
-      </w:r>
-      <w:r>
-        <w:t xml:space="preserve">0865, 0868</w:t>
-      </w:r>
-      <w:r>
-        <w:noBreakHyphen/>
-      </w:r>
-      <w:r>
-        <w:t xml:space="preserve">0873, 0876</w:t>
-      </w:r>
-      <w:r>
-        <w:noBreakHyphen/>
-      </w:r>
-      <w:r>
-        <w:t xml:space="preserve">0877, 0880</w:t>
-      </w:r>
-      <w:r>
-        <w:noBreakHyphen/>
-      </w:r>
-      <w:r>
-        <w:t xml:space="preserve">0881, 0883; A.A.X 1354</w:t>
-      </w:r>
-      <w:r>
-        <w:noBreakHyphen/>
-      </w:r>
-      <w:r>
-        <w:t xml:space="preserve">1358, A.A.XVII 1770</w:t>
-      </w:r>
-      <w:r>
-        <w:noBreakHyphen/>
-      </w:r>
-      <w:r>
-        <w:t xml:space="preserve">1773, 1778</w:t>
-      </w:r>
-      <w:r>
-        <w:noBreakHyphen/>
-      </w:r>
-      <w:r>
-        <w:t xml:space="preserve">1780, 1785</w:t>
-      </w:r>
-      <w:r>
-        <w:noBreakHyphen/>
-      </w:r>
-      <w:r>
-        <w:t xml:space="preserve">1789.) Then they delayed the final implementation of the fix until after the expedited passage of SB 118—a bill that DOJ itself proposed. (A.A.VI 1001</w:t>
-      </w:r>
-      <w:r>
-        <w:noBreakHyphen/>
-      </w:r>
-      <w:r>
-        <w:t xml:space="preserve">1002 [citing evidence].)</w:t>
+        <w:t xml:space="preserve">They had virtually completed that fix, but just before the enhancement went live, Respondents terminated it. (A.A.VI 1000, citing A.A.VI 0856-⁠0857, 0860-⁠0861, 0864-⁠0865, 0868-⁠0873, 0876-⁠0877, 0880-⁠0881, 0883; A.A.X 1354-⁠1358, A.A.XVII 1770-⁠1773, 1778-⁠1780, 1785-⁠1789.) Then they delayed the final implementation of the fix until after the expedited passage of SB 118—a bill that DOJ itself proposed. (A.A.VI 1001-⁠1002 [citing evidence].)</w:t>
       </w:r>
     </w:p>
     <w:p>
@@ -11361,31 +11001,7 @@
         <w:pStyle w:val="BodyText"/>
       </w:pPr>
       <w:r>
-        <w:t xml:space="preserve">Worse yet, Respondents apparently did so because they perceived that FAI was exploiting a “loophole” in the law and creating a “public safety risk” because the centerfire Title 1® was essentially, but not yet legally, an “assault weapon.” (A.A.XII 1498</w:t>
-      </w:r>
-      <w:r>
-        <w:noBreakHyphen/>
-      </w:r>
-      <w:r>
-        <w:t xml:space="preserve">1501, 1514</w:t>
-      </w:r>
-      <w:r>
-        <w:noBreakHyphen/>
-      </w:r>
-      <w:r>
-        <w:t xml:space="preserve">1516 [deposition testimony of Jennifer Kim, State Assembly Budget Committee Principal Consultant]; A.A.XIII 1548</w:t>
-      </w:r>
-      <w:r>
-        <w:noBreakHyphen/>
-      </w:r>
-      <w:r>
-        <w:t xml:space="preserve">1552 [emails between staffers from the Department of Finance, Senate, and Assembly]; A.A.XV 1625</w:t>
-      </w:r>
-      <w:r>
-        <w:noBreakHyphen/>
-      </w:r>
-      <w:r>
-        <w:t xml:space="preserve">1626 [email from Kim to legislative staffers about SB 118 assault weapon trailer bill language].) In other words, Respondents admitted that the delay was because of objections to the type of legal firearm to be transferred and not concerns about the form of the transmission of information about that transfer.</w:t>
+        <w:t xml:space="preserve">Worse yet, Respondents apparently did so because they perceived that FAI was exploiting a “loophole” in the law and creating a “public safety risk” because the centerfire Title 1® was essentially, but not yet legally, an “assault weapon.” (A.A.XII 1498-⁠1501, 1514-⁠1516 [deposition testimony of Jennifer Kim, State Assembly Budget Committee Principal Consultant]; A.A.XIII 1548-⁠1552 [emails between staffers from the Department of Finance, Senate, and Assembly]; A.A.XV 1625-⁠1626 [email from Kim to legislative staffers about SB 118 assault weapon trailer bill language].) In other words, Respondents admitted that the delay was because of objections to the type of legal firearm to be transferred and not concerns about the form of the transmission of information about that transfer.</w:t>
       </w:r>
     </w:p>
     <w:p>
@@ -11393,31 +11009,7 @@
         <w:pStyle w:val="BodyText"/>
       </w:pPr>
       <w:r>
-        <w:t xml:space="preserve">Far from a resource-driven delay, Respondents terminated a near-complete DES enhancement to add the “Other” option—as confirmed by DOJ Informational Technology Supervisor Massaro-Florez (A.A.VI 1000)—and deliberately targeted FAI’s Title 1® firearms to block their sales until SB 118’s passage—as shown by both internal DOJ emails and communications with the Department of Finance and legislative staff members (A.A.III 0210; A.AA.A.XII 1498</w:t>
-      </w:r>
-      <w:r>
-        <w:noBreakHyphen/>
-      </w:r>
-      <w:r>
-        <w:t xml:space="preserve">1501, 1514</w:t>
-      </w:r>
-      <w:r>
-        <w:noBreakHyphen/>
-      </w:r>
-      <w:r>
-        <w:t xml:space="preserve">1516; A.A.XIII 1548</w:t>
-      </w:r>
-      <w:r>
-        <w:noBreakHyphen/>
-      </w:r>
-      <w:r>
-        <w:t xml:space="preserve">1552; A.A.XV 1625</w:t>
-      </w:r>
-      <w:r>
-        <w:noBreakHyphen/>
-      </w:r>
-      <w:r>
-        <w:t xml:space="preserve">1626). This bad faith—not competing obligations or a lack of resources—drove Respondents’ inaction (A.A.II 0137, 0139), falling outside discretionary immunity under</w:t>
+        <w:t xml:space="preserve">Far from a resource-driven delay, Respondents terminated a near-complete DES enhancement to add the “Other” option—as confirmed by DOJ Informational Technology Supervisor Massaro-Florez (A.A.VI 1000)—and deliberately targeted FAI’s Title 1® firearms to block their sales until SB 118’s passage—as shown by both internal DOJ emails and communications with the Department of Finance and legislative staff members (A.A.III 0210; A.AA.A.XII 1498-⁠1501, 1514-⁠1516; A.A.XIII 1548-⁠1552; A.A.XV 1625-⁠1626). This bad faith—not competing obligations or a lack of resources—drove Respondents’ inaction (A.A.II 0137, 0139), falling outside discretionary immunity under</w:t>
       </w:r>
       <w:r>
         <w:t xml:space="preserve"> </w:t>
@@ -11501,13 +11093,7 @@
         <w:t xml:space="preserve"> </w:t>
       </w:r>
       <w:r>
-        <w:t xml:space="preserve">Code section 28160’s mandate to record all firearm transfers. (A.A.II 0134</w:t>
-      </w:r>
-      <w:r>
-        <w:noBreakHyphen/>
-      </w:r>
-      <w:r>
-        <w:t xml:space="preserve">0135.) As</w:t>
+        <w:t xml:space="preserve">Code section 28160’s mandate to record all firearm transfers. (A.A.II 0134-⁠0135.) As</w:t>
       </w:r>
       <w:r>
         <w:t xml:space="preserve"> </w:t>
@@ -12459,13 +12045,7 @@
         <w:pStyle w:val="BodyText"/>
       </w:pPr>
       <w:r>
-        <w:t xml:space="preserve">The trial court dismissed Appellants’ First, Second, Sixth, Seventh, and Eighth claims as moot in two phases. First, it sustained Respondents’ demurrers to the first, second, and eighth claims (as they related to the centerfire Title 1®), reasoning that the passage of SB 118 stripped the court of any authority to direct Respondents to facilitate the transfer of such firearms through writ relief. (A.A.I 0114</w:t>
-      </w:r>
-      <w:r>
-        <w:noBreakHyphen/>
-      </w:r>
-      <w:r>
-        <w:t xml:space="preserve">0118.) Second, it granted Respondents’ motion for judgment on the pleadings on Appellants’ federal due process claims (the sixth and seventh claims) as moot for largely the same reason. (A.A.V 725.) In effect, Respondents’ illegal scheme worked: by stalling the DES fix, they ran out the clock, allowing the Legislature to SB 118 and giving themselves unchecked power to permanently thwart tens of thousands of pending firearm transfers. But SB 118’s passage did not strip the judiciary of its authority to grant (limited) equitable relief here, where the government’s own misconduct rendered compliance with the law impossible.</w:t>
+        <w:t xml:space="preserve">The trial court dismissed Appellants’ First, Second, Sixth, Seventh, and Eighth claims as moot in two phases. First, it sustained Respondents’ demurrers to the first, second, and eighth claims (as they related to the centerfire Title 1®), reasoning that the passage of SB 118 stripped the court of any authority to direct Respondents to facilitate the transfer of such firearms through writ relief. (A.A.I 0114-⁠0118.) Second, it granted Respondents’ motion for judgment on the pleadings on Appellants’ federal due process claims (the sixth and seventh claims) as moot for largely the same reason. (A.A.V 725.) In effect, Respondents’ illegal scheme worked: by stalling the DES fix, they ran out the clock, allowing the Legislature to SB 118 and giving themselves unchecked power to permanently thwart tens of thousands of pending firearm transfers. But SB 118’s passage did not strip the judiciary of its authority to grant (limited) equitable relief here, where the government’s own misconduct rendered compliance with the law impossible.</w:t>
       </w:r>
     </w:p>
     <w:p>
@@ -12543,13 +12123,7 @@
         <w:pStyle w:val="BodyText"/>
       </w:pPr>
       <w:r>
-        <w:t xml:space="preserve">Second, that harm can be redressed by the relief Appellants seek—that is, narrowly enjoining enforcement of SB 118 to the extent that it blocks the transfer and registration of Title 1® firearms for which deposits were made before August 6, 2020. (A.A.II 0146.) In short, Appellants seek nothing more than to restore the legal status quo that would have existed but for Respondents’ own misconduct. (A.A.I 0146</w:t>
-      </w:r>
-      <w:r>
-        <w:noBreakHyphen/>
-      </w:r>
-      <w:r>
-        <w:t xml:space="preserve">0149) [requesting injunction and writ relief barring Respondents “from enforcing the … Assault Weapons Act in a manner that prohibits the acquisition and registration of those centerfire FAI Title l® firearms for [which] earnest money deposits were made on or before August 6, 2020, and but for [Respondents’] technological barriers …, would have been lawfully acquired and registered in accordance with SB 118”].)</w:t>
+        <w:t xml:space="preserve">Second, that harm can be redressed by the relief Appellants seek—that is, narrowly enjoining enforcement of SB 118 to the extent that it blocks the transfer and registration of Title 1® firearms for which deposits were made before August 6, 2020. (A.A.II 0146.) In short, Appellants seek nothing more than to restore the legal status quo that would have existed but for Respondents’ own misconduct. (A.A.I 0146-⁠0149) [requesting injunction and writ relief barring Respondents “from enforcing the … Assault Weapons Act in a manner that prohibits the acquisition and registration of those centerfire FAI Title l® firearms for [which] earnest money deposits were made on or before August 6, 2020, and but for [Respondents’] technological barriers …, would have been lawfully acquired and registered in accordance with SB 118”].)</w:t>
       </w:r>
     </w:p>
     <w:p>
@@ -12587,13 +12161,7 @@
         <w:t xml:space="preserve"> </w:t>
       </w:r>
       <w:r>
-        <w:t xml:space="preserve">(E.D. Cal. Mar. 29, 2021) No. 18-cv</w:t>
-      </w:r>
-      <w:r>
-        <w:noBreakHyphen/>
-      </w:r>
-      <w:r>
-        <w:t xml:space="preserve">02317, Attorney General Becerra himself entered into a stipulated injunction and consent decree, after the DOJ’s CFARS website malfunctioned, preventing the lawful registration of “assault weapons” before the statutory deadline. A.A.V 0666.) The remedy in</w:t>
+        <w:t xml:space="preserve">(E.D. Cal. Mar. 29, 2021) No. 18-cv-⁠02317, Attorney General Becerra himself entered into a stipulated injunction and consent decree, after the DOJ’s CFARS website malfunctioned, preventing the lawful registration of “assault weapons” before the statutory deadline. A.A.V 0666.) The remedy in</w:t>
       </w:r>
       <w:r>
         <w:t xml:space="preserve"> </w:t>
@@ -12617,13 +12185,7 @@
         <w:pStyle w:val="BodyText"/>
       </w:pPr>
       <w:r>
-        <w:t xml:space="preserve">The DES update in October 2021 came too late, as SB 118 had already banned Title 1® transfers, leaving thousands of depositors unable to complete their lawful purchases (A.A.II 0144.) Appellants seek equitable relief to allow registration of firearms for which deposits were made before August 6, 2020, restoring the status quo as it would have existed but for Respondents’ misconduct. (A.A.II 0146</w:t>
-      </w:r>
-      <w:r>
-        <w:noBreakHyphen/>
-      </w:r>
-      <w:r>
-        <w:t xml:space="preserve">0147.) As in</w:t>
+        <w:t xml:space="preserve">The DES update in October 2021 came too late, as SB 118 had already banned Title 1® transfers, leaving thousands of depositors unable to complete their lawful purchases (A.A.II 0144.) Appellants seek equitable relief to allow registration of firearms for which deposits were made before August 6, 2020, restoring the status quo as it would have existed but for Respondents’ misconduct. (A.A.II 0146-⁠0147.) As in</w:t>
       </w:r>
       <w:r>
         <w:t xml:space="preserve"> </w:t>
@@ -12711,13 +12273,7 @@
         <w:pStyle w:val="BodyText"/>
       </w:pPr>
       <w:r>
-        <w:t xml:space="preserve">The trial court’s deeper concern was purportedly that the granting of relief “would violate SB 118.” (A.A.V 0725) [“‘An order permitting completion of the transfer of an assault weapon to a buyer who made a deposit before August 6, 2020, would violate SB 118.’”], quoting (A.A.I 0114</w:t>
-      </w:r>
-      <w:r>
-        <w:noBreakHyphen/>
-      </w:r>
-      <w:r>
-        <w:t xml:space="preserve">0115.) But</w:t>
+        <w:t xml:space="preserve">The trial court’s deeper concern was purportedly that the granting of relief “would violate SB 118.” (A.A.V 0725) [“‘An order permitting completion of the transfer of an assault weapon to a buyer who made a deposit before August 6, 2020, would violate SB 118.’”], quoting (A.A.I 0114-⁠0115.) But</w:t>
       </w:r>
       <w:r>
         <w:t xml:space="preserve"> </w:t>
@@ -13541,13 +13097,7 @@
         <w:t xml:space="preserve"> </w:t>
       </w:r>
       <w:r>
-        <w:t xml:space="preserve">(9th Cir. 2016) 833 F.3d 1060, 1067</w:t>
-      </w:r>
-      <w:r>
-        <w:noBreakHyphen/>
-      </w:r>
-      <w:r>
-        <w:t xml:space="preserve">1068 [holding that substantive due process requires a showing of “deliberate indifference”];</w:t>
+        <w:t xml:space="preserve">(9th Cir. 2016) 833 F.3d 1060, 1067-⁠1068 [holding that substantive due process requires a showing of “deliberate indifference”];</w:t>
       </w:r>
       <w:r>
         <w:t xml:space="preserve"> </w:t>
@@ -13587,13 +13137,7 @@
         <w:t xml:space="preserve">Sharp</w:t>
       </w:r>
       <w:r>
-        <w:t xml:space="preserve">”) (E.D. Cal. 2019) 393 F. Supp. 3d 991, 997</w:t>
-      </w:r>
-      <w:r>
-        <w:noBreakHyphen/>
-      </w:r>
-      <w:r>
-        <w:t xml:space="preserve">98 [same].)</w:t>
+        <w:t xml:space="preserve">”) (E.D. Cal. 2019) 393 F. Supp. 3d 991, 997-⁠98 [same].)</w:t>
       </w:r>
     </w:p>
     <w:p>
@@ -13655,13 +13199,7 @@
         <w:t xml:space="preserve"> </w:t>
       </w:r>
       <w:r>
-        <w:t xml:space="preserve">(E.D. Pa. Dec. 7, 2004) No. 03</w:t>
-      </w:r>
-      <w:r>
-        <w:noBreakHyphen/>
-      </w:r>
-      <w:r>
-        <w:t xml:space="preserve">2936, 2004 U.S. Dist. LEXIS 24681, at p. *49, citing</w:t>
+        <w:t xml:space="preserve">(E.D. Pa. Dec. 7, 2004) No. 03-⁠2936, 2004 U.S. Dist. LEXIS 24681, at p. *49, citing</w:t>
       </w:r>
       <w:r>
         <w:t xml:space="preserve"> </w:t>
@@ -13841,19 +13379,7 @@
         <w:pStyle w:val="BodyText"/>
       </w:pPr>
       <w:r>
-        <w:t xml:space="preserve">This case is on all fours. Appellants alleged that Respondents interfered with their right to purchase legal firearms, a constitutionally protected activity. (A.A.II 0135</w:t>
-      </w:r>
-      <w:r>
-        <w:noBreakHyphen/>
-      </w:r>
-      <w:r>
-        <w:t xml:space="preserve">0137.) They also alleged that Respondents did so through a known defect in the DES that prevented Californians from applying to complete the lawful transfer of centerfire Title 1® firearms. (A.A.II 0137.) FAI notified the DOJ of the deficiency as early as October 2019—nearly a year before the window for taking possession of centerfire Title 1® firearms closed—and asked the DOJ to fix it. (A.A.II 0137.) While the DOJ first claimed it would fix the problem (A.A.VI 1021</w:t>
-      </w:r>
-      <w:r>
-        <w:noBreakHyphen/>
-      </w:r>
-      <w:r>
-        <w:t xml:space="preserve">1022), it would be two years before the DOJ unveiled an option within the DES to facilitate the transfer of lawful “firearms with undefined subtypes.”</w:t>
+        <w:t xml:space="preserve">This case is on all fours. Appellants alleged that Respondents interfered with their right to purchase legal firearms, a constitutionally protected activity. (A.A.II 0135-⁠0137.) They also alleged that Respondents did so through a known defect in the DES that prevented Californians from applying to complete the lawful transfer of centerfire Title 1® firearms. (A.A.II 0137.) FAI notified the DOJ of the deficiency as early as October 2019—nearly a year before the window for taking possession of centerfire Title 1® firearms closed—and asked the DOJ to fix it. (A.A.II 0137.) While the DOJ first claimed it would fix the problem (A.A.VI 1021-⁠1022), it would be two years before the DOJ unveiled an option within the DES to facilitate the transfer of lawful “firearms with undefined subtypes.”</w:t>
       </w:r>
     </w:p>
     <w:p>
@@ -14395,13 +13921,7 @@
         <w:pStyle w:val="BodyText"/>
       </w:pPr>
       <w:r>
-        <w:t xml:space="preserve">In short, those who had placed a deposit on a centerfire Title 1® firearm would have taken legal possession of their firearms before September 2020 but for Respondents’ illicit conduct. (A.A.II 0147</w:t>
-      </w:r>
-      <w:r>
-        <w:noBreakHyphen/>
-      </w:r>
-      <w:r>
-        <w:t xml:space="preserve">0148.) And because that misconduct violated substantive and procedural due process, Appellants are entitled to declaratory and injunctive relief restraining Respondents from enforcing SB 118—at least as it applies a prohibition against the sale, transfer, delivery, and registration of centerfire Title 1® firearms for which earnest money deposits were made on or before August 6, 2020. (42</w:t>
+        <w:t xml:space="preserve">In short, those who had placed a deposit on a centerfire Title 1® firearm would have taken legal possession of their firearms before September 2020 but for Respondents’ illicit conduct. (A.A.II 0147-⁠0148.) And because that misconduct violated substantive and procedural due process, Appellants are entitled to declaratory and injunctive relief restraining Respondents from enforcing SB 118—at least as it applies a prohibition against the sale, transfer, delivery, and registration of centerfire Title 1® firearms for which earnest money deposits were made on or before August 6, 2020. (42</w:t>
       </w:r>
       <w:r>
         <w:t xml:space="preserve"> </w:t>
@@ -17198,13 +16718,7 @@
         <w:t xml:space="preserve"> </w:t>
       </w:r>
       <w:r>
-        <w:t xml:space="preserve">Code, §§ 28160, subd. (a), 28200</w:t>
-      </w:r>
-      <w:r>
-        <w:noBreakHyphen/>
-      </w:r>
-      <w:r>
-        <w:t xml:space="preserve">28255</w:t>
+        <w:t xml:space="preserve">Code, §§ 28160, subd. (a), 28200-⁠28255</w:t>
       </w:r>
       <w:r>
         <w:t xml:space="preserve">.) DOJ could have thus removed the barrier within the DES that prevented FFLs from processing Title 1® transfers by enhancing the DES to allow the user to proceed without selecting a firearm subtype. (A.A.VI 0997; Pen.</w:t>
@@ -17213,13 +16727,7 @@
         <w:t xml:space="preserve"> </w:t>
       </w:r>
       <w:r>
-        <w:t xml:space="preserve">Code, §§ 28160, subd. (a), 28200</w:t>
-      </w:r>
-      <w:r>
-        <w:noBreakHyphen/>
-      </w:r>
-      <w:r>
-        <w:t xml:space="preserve">28255</w:t>
+        <w:t xml:space="preserve">Code, §§ 28160, subd. (a), 28200-⁠28255</w:t>
       </w:r>
       <w:r>
         <w:t xml:space="preserve">.) It could have authorized an “alternative means” for submitting the required information, including instructing FFLs to proceed by selecting existing options in DES and identifying the firearm as “Other” in one of DES’s “Comment” fields. DOJ chose none of these options. (A.A.VI 0997; Pen.</w:t>
@@ -17315,13 +16823,7 @@
         <w:t xml:space="preserve"> </w:t>
       </w:r>
       <w:r>
-        <w:t xml:space="preserve">In the past, Respondents apparently understood their mandatory duty to facilitate the electronic submission of DROS information to the DOJ through DES. In a letter to the Office of Administrative Law in November 2013, Respondents admitted that “[t]he legal sale of firearms in California is only available via DES” and that the DOJ would assume the duty of maintaining the DES on January 1, 2014. (A.A.II 0139</w:t>
-      </w:r>
-      <w:r>
-        <w:noBreakHyphen/>
-      </w:r>
-      <w:r>
-        <w:t xml:space="preserve">0140, quoting A.A.II 0178 [letter from then-Attorney General Kamala Harris’ office, acknowledging that if the DES is not operational, firearms dealers cannot transfer firearms and “would be at risk of having to close their businesses”].)</w:t>
+        <w:t xml:space="preserve">In the past, Respondents apparently understood their mandatory duty to facilitate the electronic submission of DROS information to the DOJ through DES. In a letter to the Office of Administrative Law in November 2013, Respondents admitted that “[t]he legal sale of firearms in California is only available via DES” and that the DOJ would assume the duty of maintaining the DES on January 1, 2014. (A.A.II 0139-⁠0140, quoting A.A.II 0178 [letter from then-Attorney General Kamala Harris’ office, acknowledging that if the DES is not operational, firearms dealers cannot transfer firearms and “would be at risk of having to close their businesses”].)</w:t>
       </w:r>
     </w:p>
   </w:footnote>
@@ -17359,13 +16861,7 @@
         <w:t xml:space="preserve"> </w:t>
       </w:r>
       <w:r>
-        <w:t xml:space="preserve">The court’s final order, while not changed in any other substantive way, did not include this footnote or any other attempt to explain the court’s decision to disregard its earlier holdings. (A.A. XIX 2139</w:t>
-      </w:r>
-      <w:r>
-        <w:noBreakHyphen/>
-      </w:r>
-      <w:r>
-        <w:t xml:space="preserve">2141.) But, because this Court may affirm on any supported grounds, Appellants explain here why the trial court was wrong to do so.</w:t>
+        <w:t xml:space="preserve">The court’s final order, while not changed in any other substantive way, did not include this footnote or any other attempt to explain the court’s decision to disregard its earlier holdings. (A.A. XIX 2139-⁠2141.) But, because this Court may affirm on any supported grounds, Appellants explain here why the trial court was wrong to do so.</w:t>
       </w:r>
     </w:p>
   </w:footnote>
@@ -17384,13 +16880,7 @@
         <w:t xml:space="preserve"> </w:t>
       </w:r>
       <w:r>
-        <w:t xml:space="preserve">The trial court faulted FAI for failing to rebut Mendoza’s claims “that implementing a ‘other’ option to DES required many months, diversion of over a dozen employees from other projects, and changes to other applications and databases beyond DES.” (A.A.XIX 2140.) But as FAI learned just weeks before this brief was due, Respondents had withheld evidence that could have provided that very rebuttal. (Davis Decl. Supp. Req. Jud. Notice, ¶¶ 4-⁠6, 12</w:t>
-      </w:r>
-      <w:r>
-        <w:noBreakHyphen/>
-      </w:r>
-      <w:r>
-        <w:t xml:space="preserve">13.) That evidence, requested but not produced in discovery, appears to confirm that the “Other” enhancement had been initiated (and may have been completed) as early as January 2020 and identified the DOJ employee responsible for the work. (</w:t>
+        <w:t xml:space="preserve">The trial court faulted FAI for failing to rebut Mendoza’s claims “that implementing a ‘other’ option to DES required many months, diversion of over a dozen employees from other projects, and changes to other applications and databases beyond DES.” (A.A.XIX 2140.) But as FAI learned just weeks before this brief was due, Respondents had withheld evidence that could have provided that very rebuttal. (Davis Decl. Supp. Req. Jud. Notice, ¶¶ 4-⁠6, 12-⁠13.) That evidence, requested but not produced in discovery, appears to confirm that the “Other” enhancement had been initiated (and may have been completed) as early as January 2020 and identified the DOJ employee responsible for the work. (</w:t>
       </w:r>
       <w:r>
         <w:rPr>
@@ -17422,91 +16912,7 @@
         <w:t xml:space="preserve"> </w:t>
       </w:r>
       <w:r>
-        <w:t xml:space="preserve">Citing A.A.VI 1057</w:t>
-      </w:r>
-      <w:r>
-        <w:noBreakHyphen/>
-      </w:r>
-      <w:r>
-        <w:t xml:space="preserve">1058; A.A.X 1311, 1318</w:t>
-      </w:r>
-      <w:r>
-        <w:noBreakHyphen/>
-      </w:r>
-      <w:r>
-        <w:t xml:space="preserve">1319 [Mendoza’s testimony, recalling no details about the agency’s review of competing priorities, allocation of resources, or public safety concerns], A.A.## 1768</w:t>
-      </w:r>
-      <w:r>
-        <w:noBreakHyphen/>
-      </w:r>
-      <w:r>
-        <w:t xml:space="preserve">1769 [Massaro-Florez’s testimony, confirming that the “Other” enhancement’s priority was “highly critical”], and A.A.VI 1057</w:t>
-      </w:r>
-      <w:r>
-        <w:noBreakHyphen/>
-      </w:r>
-      <w:r>
-        <w:t xml:space="preserve">1058 [January 2020 letter from DOJ attorney P. Patty Li confirming that the agency was “currently implementing the modifications necessary to enable DES to process sales of the Title 1”]; see also A.A.VI 1000, citing A.A.VI 0856</w:t>
-      </w:r>
-      <w:r>
-        <w:noBreakHyphen/>
-      </w:r>
-      <w:r>
-        <w:t xml:space="preserve">0857, 0860</w:t>
-      </w:r>
-      <w:r>
-        <w:noBreakHyphen/>
-      </w:r>
-      <w:r>
-        <w:t xml:space="preserve">0861, 0864</w:t>
-      </w:r>
-      <w:r>
-        <w:noBreakHyphen/>
-      </w:r>
-      <w:r>
-        <w:t xml:space="preserve">0865, 0868</w:t>
-      </w:r>
-      <w:r>
-        <w:noBreakHyphen/>
-      </w:r>
-      <w:r>
-        <w:t xml:space="preserve">0873, 0876</w:t>
-      </w:r>
-      <w:r>
-        <w:noBreakHyphen/>
-      </w:r>
-      <w:r>
-        <w:t xml:space="preserve">0877, 0880</w:t>
-      </w:r>
-      <w:r>
-        <w:noBreakHyphen/>
-      </w:r>
-      <w:r>
-        <w:t xml:space="preserve">0881, 0883; A.A.X 1354</w:t>
-      </w:r>
-      <w:r>
-        <w:noBreakHyphen/>
-      </w:r>
-      <w:r>
-        <w:t xml:space="preserve">1358, A.A.XVII 1770</w:t>
-      </w:r>
-      <w:r>
-        <w:noBreakHyphen/>
-      </w:r>
-      <w:r>
-        <w:t xml:space="preserve">1773, 1778</w:t>
-      </w:r>
-      <w:r>
-        <w:noBreakHyphen/>
-      </w:r>
-      <w:r>
-        <w:t xml:space="preserve">1780, 1785</w:t>
-      </w:r>
-      <w:r>
-        <w:noBreakHyphen/>
-      </w:r>
-      <w:r>
-        <w:t xml:space="preserve">1789 [Massaro-Florez’s testimony that she oversaw two separate projects to add the “Other” option].)</w:t>
+        <w:t xml:space="preserve">Citing A.A.VI 1057-⁠1058; A.A.X 1311, 1318-⁠1319 [Mendoza’s testimony, recalling no details about the agency’s review of competing priorities, allocation of resources, or public safety concerns], A.A.## 1768-⁠1769 [Massaro-Florez’s testimony, confirming that the “Other” enhancement’s priority was “highly critical”], and A.A.VI 1057-⁠1058 [January 2020 letter from DOJ attorney P. Patty Li confirming that the agency was “currently implementing the modifications necessary to enable DES to process sales of the Title 1”]; see also A.A.VI 1000, citing A.A.VI 0856-⁠0857, 0860-⁠0861, 0864-⁠0865, 0868-⁠0873, 0876-⁠0877, 0880-⁠0881, 0883; A.A.X 1354-⁠1358, A.A.XVII 1770-⁠1773, 1778-⁠1780, 1785-⁠1789 [Massaro-Florez’s testimony that she oversaw two separate projects to add the “Other” option].)</w:t>
       </w:r>
     </w:p>
   </w:footnote>
@@ -17525,13 +16931,7 @@
         <w:t xml:space="preserve"> </w:t>
       </w:r>
       <w:r>
-        <w:t xml:space="preserve">Appellants do not here discuss the merits of their First, Second, and Ninth Causes of Action—for declaratory relief, writ of mandamus, and violation of the Administrative Procedure Act, respectively—because the trial court correctly overruled Respondents’ second demurrer to those claims, holding that Appellants had alleged sufficient facts to support each claim. (A.A.III 0287</w:t>
-      </w:r>
-      <w:r>
-        <w:noBreakHyphen/>
-      </w:r>
-      <w:r>
-        <w:t xml:space="preserve">0291.) And the court only fully dismissed the claims as moot after the DOJ (belatedly) unveiled the “Other” DES enhancement; it never reconsidered its earlier holding that that Appellants had otherwise pled a viable claim. (A.A.V 0726.) So, if this Court overturns the court’s mootness determination, it should remand and allow the parties to fully litigate these claims.</w:t>
+        <w:t xml:space="preserve">Appellants do not here discuss the merits of their First, Second, and Ninth Causes of Action—for declaratory relief, writ of mandamus, and violation of the Administrative Procedure Act, respectively—because the trial court correctly overruled Respondents’ second demurrer to those claims, holding that Appellants had alleged sufficient facts to support each claim. (A.A.III 0287-⁠0291.) And the court only fully dismissed the claims as moot after the DOJ (belatedly) unveiled the “Other” DES enhancement; it never reconsidered its earlier holding that that Appellants had otherwise pled a viable claim. (A.A.V 0726.) So, if this Court overturns the court’s mootness determination, it should remand and allow the parties to fully litigate these claims.</w:t>
       </w:r>
     </w:p>
   </w:footnote>
@@ -18323,7 +17723,7 @@
     <w:qFormat/>
     <w:pPr>
       <w:keepLines/>
-      <w:spacing w:before="0" w:after="130" w:line="312" w:lineRule="exact"/>
+      <w:spacing w:before="13" w:after="130" w:line="312" w:lineRule="exact"/>
     </w:pPr>
     <w:rPr>
       <w:sz w:val="26"/>

--- a/courts/ninth-circuit/california/state/court-of-appeal-second-district/opening-brief/usage/OUTPUT-opening-brief.docx
+++ b/courts/ninth-circuit/california/state/court-of-appeal-second-district/opening-brief/usage/OUTPUT-opening-brief.docx
@@ -4756,7 +4756,7 @@
         <w:tab/>
       </w:r>
       <w:r>
-        <w:t xml:space="preserve">35</w:t>
+        <w:t xml:space="preserve">34</w:t>
       </w:r>
     </w:p>
     <w:p>
@@ -7358,7 +7358,7 @@
         <w:tab/>
       </w:r>
       <w:r>
-        <w:t xml:space="preserve">23</w:t>
+        <w:t xml:space="preserve">22</w:t>
       </w:r>
     </w:p>
     <w:p>
